--- a/aks.docx
+++ b/aks.docx
@@ -8,7 +8,7 @@
         <w:bidi w:val="0"/>
         <w:ind w:left="0" w:leftChars="0" w:firstLine="0" w:firstLineChars="0"/>
         <w:rPr>
-          <w:rFonts w:hint="eastAsia"/>
+          <w:rFonts w:hint="default"/>
           <w:lang w:val="en-US" w:eastAsia="zh-CN"/>
         </w:rPr>
       </w:pPr>
@@ -18,1350 +18,9 @@
           <w:lang w:val="en-US" w:eastAsia="zh-CN"/>
         </w:rPr>
         <w:t>实习日志</w:t>
-      </w:r>
-    </w:p>
-    <w:p>
-      <w:pPr>
-        <w:rPr>
-          <w:rFonts w:hint="eastAsia"/>
-          <w:lang w:val="en-US" w:eastAsia="zh-CN"/>
-        </w:rPr>
-      </w:pPr>
-      <w:r>
-        <w:rPr>
-          <w:rFonts w:hint="eastAsia"/>
-          <w:lang w:val="en-US" w:eastAsia="zh-CN"/>
-        </w:rPr>
-        <w:t>完全坐地铁到公司，80分钟左右。</w:t>
-      </w:r>
-    </w:p>
-    <w:p>
-      <w:pPr>
-        <w:rPr>
-          <w:rFonts w:hint="eastAsia"/>
-          <w:lang w:val="en-US" w:eastAsia="zh-CN"/>
-        </w:rPr>
-      </w:pPr>
-      <w:r>
-        <w:rPr>
-          <w:rFonts w:hint="eastAsia"/>
-          <w:lang w:val="en-US" w:eastAsia="zh-CN"/>
-        </w:rPr>
-        <w:t>打车+地铁到公司，</w:t>
-      </w:r>
-    </w:p>
-    <w:p>
-      <w:pPr>
-        <w:rPr>
-          <w:rFonts w:hint="default"/>
-          <w:lang w:val="en-US" w:eastAsia="zh-CN"/>
-        </w:rPr>
-      </w:pPr>
-      <w:r>
-        <w:rPr>
-          <w:rFonts w:hint="eastAsia"/>
-          <w:lang w:val="en-US" w:eastAsia="zh-CN"/>
-        </w:rPr>
-        <w:t>每两周要汇报一次。做一个总结文档和汇报ppt，要提交的。</w:t>
-      </w:r>
-    </w:p>
-    <w:p>
-      <w:pPr>
-        <w:rPr>
-          <w:rFonts w:hint="eastAsia"/>
-          <w:highlight w:val="yellow"/>
-          <w:lang w:val="en-US" w:eastAsia="zh-CN"/>
-        </w:rPr>
-      </w:pPr>
-      <w:r>
-        <w:rPr>
-          <w:rFonts w:hint="eastAsia"/>
-          <w:highlight w:val="yellow"/>
-          <w:lang w:val="en-US" w:eastAsia="zh-CN"/>
-        </w:rPr>
-        <w:t>登录MC工具的VNC:</w:t>
-      </w:r>
-    </w:p>
-    <w:p>
-      <w:pPr>
-        <w:rPr>
-          <w:rFonts w:hint="eastAsia"/>
-          <w:lang w:val="en-US" w:eastAsia="zh-CN"/>
-        </w:rPr>
-      </w:pPr>
-      <w:r>
-        <w:rPr>
-          <w:rFonts w:hint="eastAsia"/>
-          <w:lang w:val="en-US" w:eastAsia="zh-CN"/>
-        </w:rPr>
-        <w:t>IP: 8.160.183.112:15</w:t>
-      </w:r>
-    </w:p>
-    <w:p>
-      <w:pPr>
-        <w:rPr>
-          <w:rFonts w:hint="eastAsia"/>
-          <w:lang w:val="en-US" w:eastAsia="zh-CN"/>
-        </w:rPr>
-      </w:pPr>
-      <w:r>
-        <w:rPr>
-          <w:rFonts w:hint="eastAsia"/>
-          <w:lang w:val="en-US" w:eastAsia="zh-CN"/>
-        </w:rPr>
-        <w:t>PASSWORD: UdGh33j22</w:t>
-      </w:r>
-    </w:p>
-    <w:p>
-      <w:pPr>
-        <w:rPr>
-          <w:rFonts w:hint="eastAsia"/>
-          <w:lang w:val="en-US" w:eastAsia="zh-CN"/>
-        </w:rPr>
-      </w:pPr>
-    </w:p>
-    <w:p>
-      <w:pPr>
-        <w:rPr>
-          <w:rFonts w:hint="default"/>
-          <w:highlight w:val="yellow"/>
-          <w:lang w:val="en-US" w:eastAsia="zh-CN"/>
-        </w:rPr>
-      </w:pPr>
-      <w:r>
-        <w:rPr>
-          <w:rFonts w:hint="eastAsia"/>
-          <w:highlight w:val="yellow"/>
-          <w:lang w:val="en-US" w:eastAsia="zh-CN"/>
-        </w:rPr>
-        <w:t>进入formalMC工具：</w:t>
-      </w:r>
-    </w:p>
-    <w:p>
-      <w:pPr>
-        <w:rPr>
-          <w:rFonts w:hint="eastAsia"/>
-          <w:lang w:val="en-US" w:eastAsia="zh-CN"/>
-        </w:rPr>
-      </w:pPr>
-      <w:r>
-        <w:rPr>
-          <w:rFonts w:hint="eastAsia"/>
-          <w:lang w:val="en-US" w:eastAsia="zh-CN"/>
-        </w:rPr>
-        <w:t>cd ~/eda/HimaForma</w:t>
       </w:r>
       <w:bookmarkStart w:id="0" w:name="_GoBack"/>
       <w:bookmarkEnd w:id="0"/>
-      <w:r>
-        <w:rPr>
-          <w:rFonts w:hint="eastAsia"/>
-          <w:lang w:val="en-US" w:eastAsia="zh-CN"/>
-        </w:rPr>
-        <w:t>l-MC_2026.04_linux-x86_64_rh7_20260409</w:t>
-      </w:r>
-    </w:p>
-    <w:p>
-      <w:pPr>
-        <w:rPr>
-          <w:rFonts w:hint="eastAsia"/>
-          <w:lang w:val="en-US" w:eastAsia="zh-CN"/>
-        </w:rPr>
-      </w:pPr>
-      <w:r>
-        <w:rPr>
-          <w:rFonts w:hint="eastAsia"/>
-          <w:lang w:val="en-US" w:eastAsia="zh-CN"/>
-        </w:rPr>
-        <w:t>LD_LIBRARY_PATH="$PWD/compat-openssl/lib64${LD_LIBRARY_PATH:+:$LD_LIBRARY_PATH}" ./bin/FormalMC -gui</w:t>
-      </w:r>
-    </w:p>
-    <w:p>
-      <w:pPr>
-        <w:rPr>
-          <w:rFonts w:hint="eastAsia"/>
-          <w:lang w:val="en-US" w:eastAsia="zh-CN"/>
-        </w:rPr>
-      </w:pPr>
-    </w:p>
-    <w:p>
-      <w:pPr>
-        <w:rPr>
-          <w:rFonts w:hint="eastAsia"/>
-          <w:highlight w:val="yellow"/>
-          <w:lang w:val="en-US" w:eastAsia="zh-CN"/>
-        </w:rPr>
-      </w:pPr>
-      <w:r>
-        <w:rPr>
-          <w:rFonts w:hint="eastAsia"/>
-          <w:highlight w:val="yellow"/>
-          <w:lang w:val="en-US" w:eastAsia="zh-CN"/>
-        </w:rPr>
-        <w:t>Help的指令：</w:t>
-      </w:r>
-    </w:p>
-    <w:p>
-      <w:pPr>
-        <w:rPr>
-          <w:rFonts w:hint="default"/>
-          <w:lang w:val="en-US" w:eastAsia="zh-CN"/>
-        </w:rPr>
-      </w:pPr>
-      <w:r>
-        <w:rPr>
-          <w:rFonts w:hint="default"/>
-          <w:lang w:val="en-US" w:eastAsia="zh-CN"/>
-        </w:rPr>
-        <w:t>cd ~/eda/HimaFormal-MC_2026.04_linux-x86_64_rh7_20260409</w:t>
-      </w:r>
-    </w:p>
-    <w:p>
-      <w:pPr>
-        <w:rPr>
-          <w:rFonts w:hint="default"/>
-          <w:lang w:val="en-US" w:eastAsia="zh-CN"/>
-        </w:rPr>
-      </w:pPr>
-      <w:r>
-        <w:rPr>
-          <w:rFonts w:hint="default"/>
-          <w:lang w:val="en-US" w:eastAsia="zh-CN"/>
-        </w:rPr>
-        <w:t>LD_LIBRARY_PATH="$PWD/compat-openssl/lib64${LD_LIBRARY_PATH:+:$LD_LIBRARY_PATH}" ./bin/FormalMC -help</w:t>
-      </w:r>
-    </w:p>
-    <w:p>
-      <w:pPr>
-        <w:rPr>
-          <w:rFonts w:hint="eastAsia"/>
-          <w:lang w:val="en-US" w:eastAsia="zh-CN"/>
-        </w:rPr>
-      </w:pPr>
-    </w:p>
-    <w:p>
-      <w:pPr>
-        <w:rPr>
-          <w:rFonts w:hint="default" w:ascii="Tahoma" w:hAnsi="Tahoma" w:eastAsia="Tahoma" w:cs="Tahoma"/>
-          <w:i w:val="0"/>
-          <w:iCs w:val="0"/>
-          <w:caps w:val="0"/>
-          <w:color w:val="000000"/>
-          <w:spacing w:val="0"/>
-          <w:sz w:val="21"/>
-          <w:szCs w:val="21"/>
-          <w:highlight w:val="yellow"/>
-        </w:rPr>
-      </w:pPr>
-      <w:r>
-        <w:rPr>
-          <w:rFonts w:hint="eastAsia"/>
-          <w:highlight w:val="yellow"/>
-          <w:lang w:val="en-US" w:eastAsia="zh-CN"/>
-        </w:rPr>
-        <w:t>学习的vnc：</w:t>
-      </w:r>
-    </w:p>
-    <w:p>
-      <w:pPr>
-        <w:keepNext w:val="0"/>
-        <w:keepLines w:val="0"/>
-        <w:widowControl/>
-        <w:suppressLineNumbers w:val="0"/>
-        <w:pBdr>
-          <w:top w:val="none" w:color="auto" w:sz="0" w:space="0"/>
-          <w:left w:val="none" w:color="auto" w:sz="0" w:space="0"/>
-          <w:bottom w:val="none" w:color="auto" w:sz="0" w:space="0"/>
-          <w:right w:val="none" w:color="auto" w:sz="0" w:space="0"/>
-        </w:pBdr>
-        <w:spacing w:before="0" w:beforeAutospacing="0" w:after="0" w:afterAutospacing="0"/>
-        <w:ind w:left="0" w:right="0" w:firstLine="0"/>
-        <w:jc w:val="left"/>
-        <w:rPr>
-          <w:rFonts w:hint="default" w:ascii="Tahoma" w:hAnsi="Tahoma" w:eastAsia="Tahoma" w:cs="Tahoma"/>
-          <w:i w:val="0"/>
-          <w:iCs w:val="0"/>
-          <w:caps w:val="0"/>
-          <w:color w:val="000000"/>
-          <w:spacing w:val="0"/>
-          <w:sz w:val="21"/>
-          <w:szCs w:val="21"/>
-        </w:rPr>
-      </w:pPr>
-      <w:r>
-        <w:rPr>
-          <w:rFonts w:hint="default" w:ascii="Tahoma" w:hAnsi="Tahoma" w:eastAsia="Tahoma" w:cs="Tahoma"/>
-          <w:i w:val="0"/>
-          <w:iCs w:val="0"/>
-          <w:caps w:val="0"/>
-          <w:color w:val="000000"/>
-          <w:spacing w:val="0"/>
-          <w:kern w:val="0"/>
-          <w:sz w:val="21"/>
-          <w:szCs w:val="21"/>
-          <w:lang w:val="en-US" w:eastAsia="zh-CN" w:bidi="ar"/>
-        </w:rPr>
-        <w:t>CentOs研发vnc</w:t>
-      </w:r>
-    </w:p>
-    <w:p>
-      <w:pPr>
-        <w:keepNext w:val="0"/>
-        <w:keepLines w:val="0"/>
-        <w:widowControl/>
-        <w:suppressLineNumbers w:val="0"/>
-        <w:pBdr>
-          <w:top w:val="none" w:color="auto" w:sz="0" w:space="0"/>
-          <w:left w:val="none" w:color="auto" w:sz="0" w:space="0"/>
-          <w:bottom w:val="none" w:color="auto" w:sz="0" w:space="0"/>
-          <w:right w:val="none" w:color="auto" w:sz="0" w:space="0"/>
-        </w:pBdr>
-        <w:spacing w:before="0" w:beforeAutospacing="0" w:after="0" w:afterAutospacing="0"/>
-        <w:ind w:left="0" w:right="0" w:firstLine="0"/>
-        <w:jc w:val="left"/>
-        <w:rPr>
-          <w:rFonts w:hint="default" w:ascii="Tahoma" w:hAnsi="Tahoma" w:eastAsia="Tahoma" w:cs="Tahoma"/>
-          <w:i w:val="0"/>
-          <w:iCs w:val="0"/>
-          <w:caps w:val="0"/>
-          <w:color w:val="000000"/>
-          <w:spacing w:val="0"/>
-          <w:sz w:val="21"/>
-          <w:szCs w:val="21"/>
-        </w:rPr>
-      </w:pPr>
-      <w:r>
-        <w:rPr>
-          <w:rFonts w:hint="default" w:ascii="Tahoma" w:hAnsi="Tahoma" w:eastAsia="Tahoma" w:cs="Tahoma"/>
-          <w:i w:val="0"/>
-          <w:iCs w:val="0"/>
-          <w:caps w:val="0"/>
-          <w:color w:val="000000"/>
-          <w:spacing w:val="0"/>
-          <w:kern w:val="0"/>
-          <w:sz w:val="21"/>
-          <w:szCs w:val="21"/>
-          <w:lang w:val="en-US" w:eastAsia="zh-CN" w:bidi="ar"/>
-        </w:rPr>
-        <w:t>VNC 密码: wRwvsJPzEumR</w:t>
-      </w:r>
-    </w:p>
-    <w:p>
-      <w:pPr>
-        <w:keepNext w:val="0"/>
-        <w:keepLines w:val="0"/>
-        <w:widowControl/>
-        <w:suppressLineNumbers w:val="0"/>
-        <w:pBdr>
-          <w:top w:val="none" w:color="auto" w:sz="0" w:space="0"/>
-          <w:left w:val="none" w:color="auto" w:sz="0" w:space="0"/>
-          <w:bottom w:val="none" w:color="auto" w:sz="0" w:space="0"/>
-          <w:right w:val="none" w:color="auto" w:sz="0" w:space="0"/>
-        </w:pBdr>
-        <w:spacing w:before="0" w:beforeAutospacing="0" w:after="0" w:afterAutospacing="0"/>
-        <w:ind w:left="0" w:right="0" w:firstLine="0"/>
-        <w:jc w:val="left"/>
-        <w:rPr>
-          <w:rFonts w:hint="default" w:ascii="Tahoma" w:hAnsi="Tahoma" w:eastAsia="Tahoma" w:cs="Tahoma"/>
-          <w:i w:val="0"/>
-          <w:iCs w:val="0"/>
-          <w:caps w:val="0"/>
-          <w:color w:val="000000"/>
-          <w:spacing w:val="0"/>
-          <w:sz w:val="21"/>
-          <w:szCs w:val="21"/>
-        </w:rPr>
-      </w:pPr>
-      <w:r>
-        <w:rPr>
-          <w:rFonts w:hint="default" w:ascii="Tahoma" w:hAnsi="Tahoma" w:eastAsia="Tahoma" w:cs="Tahoma"/>
-          <w:i w:val="0"/>
-          <w:iCs w:val="0"/>
-          <w:caps w:val="0"/>
-          <w:color w:val="000000"/>
-          <w:spacing w:val="0"/>
-          <w:kern w:val="0"/>
-          <w:sz w:val="21"/>
-          <w:szCs w:val="21"/>
-          <w:lang w:val="en-US" w:eastAsia="zh-CN" w:bidi="ar"/>
-        </w:rPr>
-        <w:t>VNC 连接地址: 10.23.201.200:60</w:t>
-      </w:r>
-    </w:p>
-    <w:p>
-      <w:pPr>
-        <w:keepNext w:val="0"/>
-        <w:keepLines w:val="0"/>
-        <w:widowControl/>
-        <w:suppressLineNumbers w:val="0"/>
-        <w:pBdr>
-          <w:top w:val="none" w:color="auto" w:sz="0" w:space="0"/>
-          <w:left w:val="none" w:color="auto" w:sz="0" w:space="0"/>
-          <w:bottom w:val="none" w:color="auto" w:sz="0" w:space="0"/>
-          <w:right w:val="none" w:color="auto" w:sz="0" w:space="0"/>
-        </w:pBdr>
-        <w:spacing w:before="0" w:beforeAutospacing="0" w:after="0" w:afterAutospacing="0"/>
-        <w:ind w:left="0" w:right="0" w:firstLine="0"/>
-        <w:jc w:val="left"/>
-        <w:rPr>
-          <w:rFonts w:hint="default" w:ascii="Tahoma" w:hAnsi="Tahoma" w:eastAsia="Tahoma" w:cs="Tahoma"/>
-          <w:i w:val="0"/>
-          <w:iCs w:val="0"/>
-          <w:caps w:val="0"/>
-          <w:color w:val="000000"/>
-          <w:spacing w:val="0"/>
-          <w:sz w:val="21"/>
-          <w:szCs w:val="21"/>
-        </w:rPr>
-      </w:pPr>
-      <w:r>
-        <w:rPr>
-          <w:rFonts w:hint="default" w:ascii="Tahoma" w:hAnsi="Tahoma" w:eastAsia="Tahoma" w:cs="Tahoma"/>
-          <w:i w:val="0"/>
-          <w:iCs w:val="0"/>
-          <w:caps w:val="0"/>
-          <w:color w:val="000000"/>
-          <w:spacing w:val="0"/>
-          <w:kern w:val="0"/>
-          <w:sz w:val="21"/>
-          <w:szCs w:val="21"/>
-          <w:lang w:val="en-US" w:eastAsia="zh-CN" w:bidi="ar"/>
-        </w:rPr>
-        <w:t>资料：</w:t>
-      </w:r>
-    </w:p>
-    <w:p>
-      <w:pPr>
-        <w:keepNext w:val="0"/>
-        <w:keepLines w:val="0"/>
-        <w:widowControl/>
-        <w:suppressLineNumbers w:val="0"/>
-        <w:pBdr>
-          <w:top w:val="none" w:color="auto" w:sz="0" w:space="0"/>
-          <w:left w:val="none" w:color="auto" w:sz="0" w:space="0"/>
-          <w:bottom w:val="none" w:color="auto" w:sz="0" w:space="0"/>
-          <w:right w:val="none" w:color="auto" w:sz="0" w:space="0"/>
-        </w:pBdr>
-        <w:spacing w:before="0" w:beforeAutospacing="0" w:after="0" w:afterAutospacing="0"/>
-        <w:ind w:left="0" w:right="0" w:firstLine="0"/>
-        <w:jc w:val="left"/>
-        <w:rPr>
-          <w:rFonts w:hint="default" w:ascii="Tahoma" w:hAnsi="Tahoma" w:eastAsia="Tahoma" w:cs="Tahoma"/>
-          <w:i w:val="0"/>
-          <w:iCs w:val="0"/>
-          <w:caps w:val="0"/>
-          <w:color w:val="000000"/>
-          <w:spacing w:val="0"/>
-          <w:sz w:val="21"/>
-          <w:szCs w:val="21"/>
-        </w:rPr>
-      </w:pPr>
-      <w:r>
-        <w:rPr>
-          <w:rFonts w:hint="default" w:ascii="Tahoma" w:hAnsi="Tahoma" w:eastAsia="Tahoma" w:cs="Tahoma"/>
-          <w:i w:val="0"/>
-          <w:iCs w:val="0"/>
-          <w:caps w:val="0"/>
-          <w:spacing w:val="0"/>
-          <w:kern w:val="0"/>
-          <w:sz w:val="21"/>
-          <w:szCs w:val="21"/>
-          <w:lang w:val="en-US" w:eastAsia="zh-CN" w:bidi="ar"/>
-        </w:rPr>
-        <w:fldChar w:fldCharType="begin"/>
-      </w:r>
-      <w:r>
-        <w:rPr>
-          <w:rFonts w:hint="default" w:ascii="Tahoma" w:hAnsi="Tahoma" w:eastAsia="Tahoma" w:cs="Tahoma"/>
-          <w:i w:val="0"/>
-          <w:iCs w:val="0"/>
-          <w:caps w:val="0"/>
-          <w:spacing w:val="0"/>
-          <w:kern w:val="0"/>
-          <w:sz w:val="21"/>
-          <w:szCs w:val="21"/>
-          <w:lang w:val="en-US" w:eastAsia="zh-CN" w:bidi="ar"/>
-        </w:rPr>
-        <w:instrText xml:space="preserve"> HYPERLINK "http://10.168.111.7:8888/" \t "https://mail.arcas-da.com/alimail/entries/v5.1/mail/inbox/all/_blank" </w:instrText>
-      </w:r>
-      <w:r>
-        <w:rPr>
-          <w:rFonts w:hint="default" w:ascii="Tahoma" w:hAnsi="Tahoma" w:eastAsia="Tahoma" w:cs="Tahoma"/>
-          <w:i w:val="0"/>
-          <w:iCs w:val="0"/>
-          <w:caps w:val="0"/>
-          <w:spacing w:val="0"/>
-          <w:kern w:val="0"/>
-          <w:sz w:val="21"/>
-          <w:szCs w:val="21"/>
-          <w:lang w:val="en-US" w:eastAsia="zh-CN" w:bidi="ar"/>
-        </w:rPr>
-        <w:fldChar w:fldCharType="separate"/>
-      </w:r>
-      <w:r>
-        <w:rPr>
-          <w:rStyle w:val="6"/>
-          <w:rFonts w:hint="default" w:ascii="Tahoma" w:hAnsi="Tahoma" w:eastAsia="Tahoma" w:cs="Tahoma"/>
-          <w:i w:val="0"/>
-          <w:iCs w:val="0"/>
-          <w:caps w:val="0"/>
-          <w:spacing w:val="0"/>
-          <w:sz w:val="21"/>
-          <w:szCs w:val="21"/>
-        </w:rPr>
-        <w:t>http://10.168.111.7:8888</w:t>
-      </w:r>
-      <w:r>
-        <w:rPr>
-          <w:rFonts w:hint="default" w:ascii="Tahoma" w:hAnsi="Tahoma" w:eastAsia="Tahoma" w:cs="Tahoma"/>
-          <w:i w:val="0"/>
-          <w:iCs w:val="0"/>
-          <w:caps w:val="0"/>
-          <w:spacing w:val="0"/>
-          <w:kern w:val="0"/>
-          <w:sz w:val="21"/>
-          <w:szCs w:val="21"/>
-          <w:lang w:val="en-US" w:eastAsia="zh-CN" w:bidi="ar"/>
-        </w:rPr>
-        <w:fldChar w:fldCharType="end"/>
-      </w:r>
-    </w:p>
-    <w:p>
-      <w:pPr>
-        <w:keepNext w:val="0"/>
-        <w:keepLines w:val="0"/>
-        <w:widowControl/>
-        <w:suppressLineNumbers w:val="0"/>
-        <w:pBdr>
-          <w:top w:val="none" w:color="auto" w:sz="0" w:space="0"/>
-          <w:left w:val="none" w:color="auto" w:sz="0" w:space="0"/>
-          <w:bottom w:val="none" w:color="auto" w:sz="0" w:space="0"/>
-          <w:right w:val="none" w:color="auto" w:sz="0" w:space="0"/>
-        </w:pBdr>
-        <w:spacing w:before="0" w:beforeAutospacing="0" w:after="0" w:afterAutospacing="0"/>
-        <w:ind w:left="0" w:right="0" w:firstLine="0"/>
-        <w:jc w:val="left"/>
-        <w:rPr>
-          <w:rFonts w:hint="default" w:ascii="Tahoma" w:hAnsi="Tahoma" w:eastAsia="Tahoma" w:cs="Tahoma"/>
-          <w:i w:val="0"/>
-          <w:iCs w:val="0"/>
-          <w:caps w:val="0"/>
-          <w:color w:val="000000"/>
-          <w:spacing w:val="0"/>
-          <w:sz w:val="21"/>
-          <w:szCs w:val="21"/>
-        </w:rPr>
-      </w:pPr>
-      <w:r>
-        <w:rPr>
-          <w:rFonts w:hint="default" w:ascii="Tahoma" w:hAnsi="Tahoma" w:eastAsia="Tahoma" w:cs="Tahoma"/>
-          <w:i w:val="0"/>
-          <w:iCs w:val="0"/>
-          <w:caps w:val="0"/>
-          <w:color w:val="000000"/>
-          <w:spacing w:val="0"/>
-          <w:kern w:val="0"/>
-          <w:sz w:val="21"/>
-          <w:szCs w:val="21"/>
-          <w:lang w:val="en-US" w:eastAsia="zh-CN" w:bidi="ar"/>
-        </w:rPr>
-        <w:t>bugzilla地址：</w:t>
-      </w:r>
-    </w:p>
-    <w:p>
-      <w:pPr>
-        <w:keepNext w:val="0"/>
-        <w:keepLines w:val="0"/>
-        <w:widowControl/>
-        <w:suppressLineNumbers w:val="0"/>
-        <w:pBdr>
-          <w:top w:val="none" w:color="auto" w:sz="0" w:space="0"/>
-          <w:left w:val="none" w:color="auto" w:sz="0" w:space="0"/>
-          <w:bottom w:val="none" w:color="auto" w:sz="0" w:space="0"/>
-          <w:right w:val="none" w:color="auto" w:sz="0" w:space="0"/>
-        </w:pBdr>
-        <w:spacing w:before="0" w:beforeAutospacing="0" w:after="0" w:afterAutospacing="0"/>
-        <w:ind w:left="0" w:right="0" w:firstLine="0"/>
-        <w:jc w:val="left"/>
-        <w:rPr>
-          <w:rFonts w:hint="default" w:ascii="Tahoma" w:hAnsi="Tahoma" w:eastAsia="Tahoma" w:cs="Tahoma"/>
-          <w:i w:val="0"/>
-          <w:iCs w:val="0"/>
-          <w:caps w:val="0"/>
-          <w:color w:val="000000"/>
-          <w:spacing w:val="0"/>
-          <w:sz w:val="21"/>
-          <w:szCs w:val="21"/>
-        </w:rPr>
-      </w:pPr>
-      <w:r>
-        <w:rPr>
-          <w:rFonts w:hint="default" w:ascii="Tahoma" w:hAnsi="Tahoma" w:eastAsia="Tahoma" w:cs="Tahoma"/>
-          <w:i w:val="0"/>
-          <w:iCs w:val="0"/>
-          <w:caps w:val="0"/>
-          <w:spacing w:val="0"/>
-          <w:kern w:val="0"/>
-          <w:sz w:val="21"/>
-          <w:szCs w:val="21"/>
-          <w:lang w:val="en-US" w:eastAsia="zh-CN" w:bidi="ar"/>
-        </w:rPr>
-        <w:fldChar w:fldCharType="begin"/>
-      </w:r>
-      <w:r>
-        <w:rPr>
-          <w:rFonts w:hint="default" w:ascii="Tahoma" w:hAnsi="Tahoma" w:eastAsia="Tahoma" w:cs="Tahoma"/>
-          <w:i w:val="0"/>
-          <w:iCs w:val="0"/>
-          <w:caps w:val="0"/>
-          <w:spacing w:val="0"/>
-          <w:kern w:val="0"/>
-          <w:sz w:val="21"/>
-          <w:szCs w:val="21"/>
-          <w:lang w:val="en-US" w:eastAsia="zh-CN" w:bidi="ar"/>
-        </w:rPr>
-        <w:instrText xml:space="preserve"> HYPERLINK "https://bugzilla.arcas-da.com/" \t "https://mail.arcas-da.com/alimail/entries/v5.1/mail/inbox/all/_blank" </w:instrText>
-      </w:r>
-      <w:r>
-        <w:rPr>
-          <w:rFonts w:hint="default" w:ascii="Tahoma" w:hAnsi="Tahoma" w:eastAsia="Tahoma" w:cs="Tahoma"/>
-          <w:i w:val="0"/>
-          <w:iCs w:val="0"/>
-          <w:caps w:val="0"/>
-          <w:spacing w:val="0"/>
-          <w:kern w:val="0"/>
-          <w:sz w:val="21"/>
-          <w:szCs w:val="21"/>
-          <w:lang w:val="en-US" w:eastAsia="zh-CN" w:bidi="ar"/>
-        </w:rPr>
-        <w:fldChar w:fldCharType="separate"/>
-      </w:r>
-      <w:r>
-        <w:rPr>
-          <w:rStyle w:val="6"/>
-          <w:rFonts w:hint="default" w:ascii="Tahoma" w:hAnsi="Tahoma" w:eastAsia="Tahoma" w:cs="Tahoma"/>
-          <w:i w:val="0"/>
-          <w:iCs w:val="0"/>
-          <w:caps w:val="0"/>
-          <w:spacing w:val="0"/>
-          <w:sz w:val="21"/>
-          <w:szCs w:val="21"/>
-        </w:rPr>
-        <w:t>https://bugzilla.arcas-da.com</w:t>
-      </w:r>
-      <w:r>
-        <w:rPr>
-          <w:rFonts w:hint="default" w:ascii="Tahoma" w:hAnsi="Tahoma" w:eastAsia="Tahoma" w:cs="Tahoma"/>
-          <w:i w:val="0"/>
-          <w:iCs w:val="0"/>
-          <w:caps w:val="0"/>
-          <w:spacing w:val="0"/>
-          <w:kern w:val="0"/>
-          <w:sz w:val="21"/>
-          <w:szCs w:val="21"/>
-          <w:lang w:val="en-US" w:eastAsia="zh-CN" w:bidi="ar"/>
-        </w:rPr>
-        <w:fldChar w:fldCharType="end"/>
-      </w:r>
-    </w:p>
-    <w:p>
-      <w:pPr>
-        <w:keepNext w:val="0"/>
-        <w:keepLines w:val="0"/>
-        <w:widowControl/>
-        <w:suppressLineNumbers w:val="0"/>
-        <w:pBdr>
-          <w:top w:val="none" w:color="auto" w:sz="0" w:space="0"/>
-          <w:left w:val="none" w:color="auto" w:sz="0" w:space="0"/>
-          <w:bottom w:val="none" w:color="auto" w:sz="0" w:space="0"/>
-          <w:right w:val="none" w:color="auto" w:sz="0" w:space="0"/>
-        </w:pBdr>
-        <w:spacing w:before="0" w:beforeAutospacing="0" w:after="0" w:afterAutospacing="0"/>
-        <w:ind w:left="0" w:right="0" w:firstLine="0"/>
-        <w:jc w:val="left"/>
-        <w:rPr>
-          <w:rFonts w:hint="default" w:ascii="Tahoma" w:hAnsi="Tahoma" w:eastAsia="Tahoma" w:cs="Tahoma"/>
-          <w:i w:val="0"/>
-          <w:iCs w:val="0"/>
-          <w:caps w:val="0"/>
-          <w:color w:val="000000"/>
-          <w:spacing w:val="0"/>
-          <w:sz w:val="21"/>
-          <w:szCs w:val="21"/>
-        </w:rPr>
-      </w:pPr>
-      <w:r>
-        <w:rPr>
-          <w:rFonts w:hint="default" w:ascii="Tahoma" w:hAnsi="Tahoma" w:eastAsia="Tahoma" w:cs="Tahoma"/>
-          <w:i w:val="0"/>
-          <w:iCs w:val="0"/>
-          <w:caps w:val="0"/>
-          <w:color w:val="000000"/>
-          <w:spacing w:val="0"/>
-          <w:kern w:val="0"/>
-          <w:sz w:val="21"/>
-          <w:szCs w:val="21"/>
-          <w:lang w:val="en-US" w:eastAsia="zh-CN" w:bidi="ar"/>
-        </w:rPr>
-        <w:t xml:space="preserve">user: </w:t>
-      </w:r>
-      <w:r>
-        <w:rPr>
-          <w:rFonts w:hint="default" w:ascii="Tahoma" w:hAnsi="Tahoma" w:eastAsia="Tahoma" w:cs="Tahoma"/>
-          <w:i w:val="0"/>
-          <w:iCs w:val="0"/>
-          <w:caps w:val="0"/>
-          <w:spacing w:val="0"/>
-          <w:kern w:val="0"/>
-          <w:sz w:val="21"/>
-          <w:szCs w:val="21"/>
-          <w:lang w:val="en-US" w:eastAsia="zh-CN" w:bidi="ar"/>
-        </w:rPr>
-        <w:fldChar w:fldCharType="begin"/>
-      </w:r>
-      <w:r>
-        <w:rPr>
-          <w:rFonts w:hint="default" w:ascii="Tahoma" w:hAnsi="Tahoma" w:eastAsia="Tahoma" w:cs="Tahoma"/>
-          <w:i w:val="0"/>
-          <w:iCs w:val="0"/>
-          <w:caps w:val="0"/>
-          <w:spacing w:val="0"/>
-          <w:kern w:val="0"/>
-          <w:sz w:val="21"/>
-          <w:szCs w:val="21"/>
-          <w:lang w:val="en-US" w:eastAsia="zh-CN" w:bidi="ar"/>
-        </w:rPr>
-        <w:instrText xml:space="preserve"> HYPERLINK "mailto:hepeijie@arcas-da.com" </w:instrText>
-      </w:r>
-      <w:r>
-        <w:rPr>
-          <w:rFonts w:hint="default" w:ascii="Tahoma" w:hAnsi="Tahoma" w:eastAsia="Tahoma" w:cs="Tahoma"/>
-          <w:i w:val="0"/>
-          <w:iCs w:val="0"/>
-          <w:caps w:val="0"/>
-          <w:spacing w:val="0"/>
-          <w:kern w:val="0"/>
-          <w:sz w:val="21"/>
-          <w:szCs w:val="21"/>
-          <w:lang w:val="en-US" w:eastAsia="zh-CN" w:bidi="ar"/>
-        </w:rPr>
-        <w:fldChar w:fldCharType="separate"/>
-      </w:r>
-      <w:r>
-        <w:rPr>
-          <w:rStyle w:val="6"/>
-          <w:rFonts w:hint="default" w:ascii="Tahoma" w:hAnsi="Tahoma" w:eastAsia="Tahoma" w:cs="Tahoma"/>
-          <w:i w:val="0"/>
-          <w:iCs w:val="0"/>
-          <w:caps w:val="0"/>
-          <w:spacing w:val="0"/>
-          <w:sz w:val="21"/>
-          <w:szCs w:val="21"/>
-        </w:rPr>
-        <w:t>hepeijie@arcas-da.com</w:t>
-      </w:r>
-      <w:r>
-        <w:rPr>
-          <w:rFonts w:hint="default" w:ascii="Tahoma" w:hAnsi="Tahoma" w:eastAsia="Tahoma" w:cs="Tahoma"/>
-          <w:i w:val="0"/>
-          <w:iCs w:val="0"/>
-          <w:caps w:val="0"/>
-          <w:spacing w:val="0"/>
-          <w:kern w:val="0"/>
-          <w:sz w:val="21"/>
-          <w:szCs w:val="21"/>
-          <w:lang w:val="en-US" w:eastAsia="zh-CN" w:bidi="ar"/>
-        </w:rPr>
-        <w:fldChar w:fldCharType="end"/>
-      </w:r>
-    </w:p>
-    <w:p>
-      <w:pPr>
-        <w:keepNext w:val="0"/>
-        <w:keepLines w:val="0"/>
-        <w:widowControl/>
-        <w:suppressLineNumbers w:val="0"/>
-        <w:pBdr>
-          <w:top w:val="none" w:color="auto" w:sz="0" w:space="0"/>
-          <w:left w:val="none" w:color="auto" w:sz="0" w:space="0"/>
-          <w:bottom w:val="none" w:color="auto" w:sz="0" w:space="0"/>
-          <w:right w:val="none" w:color="auto" w:sz="0" w:space="0"/>
-        </w:pBdr>
-        <w:spacing w:before="0" w:beforeAutospacing="0" w:after="0" w:afterAutospacing="0"/>
-        <w:ind w:left="0" w:right="0" w:firstLine="0"/>
-        <w:jc w:val="left"/>
-        <w:rPr>
-          <w:rFonts w:hint="default" w:ascii="Tahoma" w:hAnsi="Tahoma" w:eastAsia="Tahoma" w:cs="Tahoma"/>
-          <w:i w:val="0"/>
-          <w:iCs w:val="0"/>
-          <w:caps w:val="0"/>
-          <w:color w:val="000000"/>
-          <w:spacing w:val="0"/>
-          <w:kern w:val="0"/>
-          <w:sz w:val="21"/>
-          <w:szCs w:val="21"/>
-          <w:lang w:val="en-US" w:eastAsia="zh-CN" w:bidi="ar"/>
-        </w:rPr>
-      </w:pPr>
-      <w:r>
-        <w:rPr>
-          <w:rFonts w:hint="default" w:ascii="Tahoma" w:hAnsi="Tahoma" w:eastAsia="Tahoma" w:cs="Tahoma"/>
-          <w:i w:val="0"/>
-          <w:iCs w:val="0"/>
-          <w:caps w:val="0"/>
-          <w:color w:val="000000"/>
-          <w:spacing w:val="0"/>
-          <w:kern w:val="0"/>
-          <w:sz w:val="21"/>
-          <w:szCs w:val="21"/>
-          <w:lang w:val="en-US" w:eastAsia="zh-CN" w:bidi="ar"/>
-        </w:rPr>
-        <w:t>password: cV2Z8b33</w:t>
-      </w:r>
-    </w:p>
-    <w:p>
-      <w:pPr>
-        <w:keepNext w:val="0"/>
-        <w:keepLines w:val="0"/>
-        <w:widowControl/>
-        <w:suppressLineNumbers w:val="0"/>
-        <w:pBdr>
-          <w:top w:val="none" w:color="auto" w:sz="0" w:space="0"/>
-          <w:left w:val="none" w:color="auto" w:sz="0" w:space="0"/>
-          <w:bottom w:val="none" w:color="auto" w:sz="0" w:space="0"/>
-          <w:right w:val="none" w:color="auto" w:sz="0" w:space="0"/>
-        </w:pBdr>
-        <w:spacing w:before="0" w:beforeAutospacing="0" w:after="0" w:afterAutospacing="0"/>
-        <w:ind w:left="0" w:right="0" w:firstLine="0"/>
-        <w:jc w:val="left"/>
-        <w:rPr>
-          <w:rFonts w:hint="default" w:ascii="Tahoma" w:hAnsi="Tahoma" w:eastAsia="Tahoma" w:cs="Tahoma"/>
-          <w:i w:val="0"/>
-          <w:iCs w:val="0"/>
-          <w:caps w:val="0"/>
-          <w:color w:val="000000"/>
-          <w:spacing w:val="0"/>
-          <w:kern w:val="0"/>
-          <w:sz w:val="21"/>
-          <w:szCs w:val="21"/>
-          <w:lang w:val="en-US" w:eastAsia="zh-CN" w:bidi="ar"/>
-        </w:rPr>
-      </w:pPr>
-    </w:p>
-    <w:p>
-      <w:pPr>
-        <w:keepNext w:val="0"/>
-        <w:keepLines w:val="0"/>
-        <w:widowControl/>
-        <w:suppressLineNumbers w:val="0"/>
-        <w:pBdr>
-          <w:top w:val="none" w:color="auto" w:sz="0" w:space="0"/>
-          <w:left w:val="none" w:color="auto" w:sz="0" w:space="0"/>
-          <w:bottom w:val="none" w:color="auto" w:sz="0" w:space="0"/>
-          <w:right w:val="none" w:color="auto" w:sz="0" w:space="0"/>
-        </w:pBdr>
-        <w:spacing w:before="0" w:beforeAutospacing="0" w:after="0" w:afterAutospacing="0"/>
-        <w:ind w:left="0" w:right="0" w:firstLine="0"/>
-        <w:jc w:val="left"/>
-        <w:rPr>
-          <w:rFonts w:hint="default" w:ascii="Tahoma" w:hAnsi="Tahoma" w:eastAsia="Tahoma" w:cs="Tahoma"/>
-          <w:i w:val="0"/>
-          <w:iCs w:val="0"/>
-          <w:caps w:val="0"/>
-          <w:color w:val="000000"/>
-          <w:spacing w:val="0"/>
-          <w:sz w:val="21"/>
-          <w:szCs w:val="21"/>
-          <w:highlight w:val="yellow"/>
-        </w:rPr>
-      </w:pPr>
-      <w:r>
-        <w:rPr>
-          <w:rFonts w:hint="default" w:ascii="Tahoma" w:hAnsi="Tahoma" w:eastAsia="Tahoma" w:cs="Tahoma"/>
-          <w:i w:val="0"/>
-          <w:iCs w:val="0"/>
-          <w:caps w:val="0"/>
-          <w:color w:val="000000"/>
-          <w:spacing w:val="0"/>
-          <w:kern w:val="0"/>
-          <w:sz w:val="21"/>
-          <w:szCs w:val="21"/>
-          <w:highlight w:val="yellow"/>
-          <w:lang w:val="en-US" w:eastAsia="zh-CN" w:bidi="ar"/>
-        </w:rPr>
-        <w:t>wiki地址：</w:t>
-      </w:r>
-    </w:p>
-    <w:p>
-      <w:pPr>
-        <w:keepNext w:val="0"/>
-        <w:keepLines w:val="0"/>
-        <w:widowControl/>
-        <w:suppressLineNumbers w:val="0"/>
-        <w:pBdr>
-          <w:top w:val="none" w:color="auto" w:sz="0" w:space="0"/>
-          <w:left w:val="none" w:color="auto" w:sz="0" w:space="0"/>
-          <w:bottom w:val="none" w:color="auto" w:sz="0" w:space="0"/>
-          <w:right w:val="none" w:color="auto" w:sz="0" w:space="0"/>
-        </w:pBdr>
-        <w:spacing w:before="0" w:beforeAutospacing="0" w:after="0" w:afterAutospacing="0"/>
-        <w:ind w:left="0" w:right="0" w:firstLine="0"/>
-        <w:jc w:val="left"/>
-        <w:rPr>
-          <w:rFonts w:hint="default" w:ascii="Tahoma" w:hAnsi="Tahoma" w:eastAsia="Tahoma" w:cs="Tahoma"/>
-          <w:i w:val="0"/>
-          <w:iCs w:val="0"/>
-          <w:caps w:val="0"/>
-          <w:color w:val="000000"/>
-          <w:spacing w:val="0"/>
-          <w:sz w:val="21"/>
-          <w:szCs w:val="21"/>
-        </w:rPr>
-      </w:pPr>
-      <w:r>
-        <w:rPr>
-          <w:rFonts w:hint="default" w:ascii="Tahoma" w:hAnsi="Tahoma" w:eastAsia="Tahoma" w:cs="Tahoma"/>
-          <w:i w:val="0"/>
-          <w:iCs w:val="0"/>
-          <w:caps w:val="0"/>
-          <w:color w:val="000000"/>
-          <w:spacing w:val="0"/>
-          <w:kern w:val="0"/>
-          <w:sz w:val="21"/>
-          <w:szCs w:val="21"/>
-          <w:lang w:val="en-US" w:eastAsia="zh-CN" w:bidi="ar"/>
-        </w:rPr>
-        <w:t>10.68.10.186/testwi/doku.php</w:t>
-      </w:r>
-    </w:p>
-    <w:p>
-      <w:pPr>
-        <w:keepNext w:val="0"/>
-        <w:keepLines w:val="0"/>
-        <w:widowControl/>
-        <w:suppressLineNumbers w:val="0"/>
-        <w:pBdr>
-          <w:top w:val="none" w:color="auto" w:sz="0" w:space="0"/>
-          <w:left w:val="none" w:color="auto" w:sz="0" w:space="0"/>
-          <w:bottom w:val="none" w:color="auto" w:sz="0" w:space="0"/>
-          <w:right w:val="none" w:color="auto" w:sz="0" w:space="0"/>
-        </w:pBdr>
-        <w:spacing w:before="0" w:beforeAutospacing="0" w:after="0" w:afterAutospacing="0"/>
-        <w:ind w:left="0" w:right="0" w:firstLine="0"/>
-        <w:jc w:val="left"/>
-        <w:rPr>
-          <w:rFonts w:hint="default" w:ascii="Tahoma" w:hAnsi="Tahoma" w:eastAsia="Tahoma" w:cs="Tahoma"/>
-          <w:i w:val="0"/>
-          <w:iCs w:val="0"/>
-          <w:caps w:val="0"/>
-          <w:color w:val="000000"/>
-          <w:spacing w:val="0"/>
-          <w:sz w:val="21"/>
-          <w:szCs w:val="21"/>
-        </w:rPr>
-      </w:pPr>
-      <w:r>
-        <w:rPr>
-          <w:rFonts w:hint="default" w:ascii="Tahoma" w:hAnsi="Tahoma" w:eastAsia="Tahoma" w:cs="Tahoma"/>
-          <w:i w:val="0"/>
-          <w:iCs w:val="0"/>
-          <w:caps w:val="0"/>
-          <w:color w:val="000000"/>
-          <w:spacing w:val="0"/>
-          <w:kern w:val="0"/>
-          <w:sz w:val="21"/>
-          <w:szCs w:val="21"/>
-          <w:lang w:val="en-US" w:eastAsia="zh-CN" w:bidi="ar"/>
-        </w:rPr>
-        <w:t xml:space="preserve">user: </w:t>
-      </w:r>
-      <w:r>
-        <w:rPr>
-          <w:rFonts w:hint="default" w:ascii="Tahoma" w:hAnsi="Tahoma" w:eastAsia="Tahoma" w:cs="Tahoma"/>
-          <w:i w:val="0"/>
-          <w:iCs w:val="0"/>
-          <w:caps w:val="0"/>
-          <w:spacing w:val="0"/>
-          <w:kern w:val="0"/>
-          <w:sz w:val="21"/>
-          <w:szCs w:val="21"/>
-          <w:lang w:val="en-US" w:eastAsia="zh-CN" w:bidi="ar"/>
-        </w:rPr>
-        <w:fldChar w:fldCharType="begin"/>
-      </w:r>
-      <w:r>
-        <w:rPr>
-          <w:rFonts w:hint="default" w:ascii="Tahoma" w:hAnsi="Tahoma" w:eastAsia="Tahoma" w:cs="Tahoma"/>
-          <w:i w:val="0"/>
-          <w:iCs w:val="0"/>
-          <w:caps w:val="0"/>
-          <w:spacing w:val="0"/>
-          <w:kern w:val="0"/>
-          <w:sz w:val="21"/>
-          <w:szCs w:val="21"/>
-          <w:lang w:val="en-US" w:eastAsia="zh-CN" w:bidi="ar"/>
-        </w:rPr>
-        <w:instrText xml:space="preserve"> HYPERLINK "mailto:hepeijie@arcas-da.com" </w:instrText>
-      </w:r>
-      <w:r>
-        <w:rPr>
-          <w:rFonts w:hint="default" w:ascii="Tahoma" w:hAnsi="Tahoma" w:eastAsia="Tahoma" w:cs="Tahoma"/>
-          <w:i w:val="0"/>
-          <w:iCs w:val="0"/>
-          <w:caps w:val="0"/>
-          <w:spacing w:val="0"/>
-          <w:kern w:val="0"/>
-          <w:sz w:val="21"/>
-          <w:szCs w:val="21"/>
-          <w:lang w:val="en-US" w:eastAsia="zh-CN" w:bidi="ar"/>
-        </w:rPr>
-        <w:fldChar w:fldCharType="separate"/>
-      </w:r>
-      <w:r>
-        <w:rPr>
-          <w:rStyle w:val="6"/>
-          <w:rFonts w:hint="default" w:ascii="Tahoma" w:hAnsi="Tahoma" w:eastAsia="Tahoma" w:cs="Tahoma"/>
-          <w:i w:val="0"/>
-          <w:iCs w:val="0"/>
-          <w:caps w:val="0"/>
-          <w:spacing w:val="0"/>
-          <w:sz w:val="21"/>
-          <w:szCs w:val="21"/>
-        </w:rPr>
-        <w:t>hepeijie@arcas-da.com</w:t>
-      </w:r>
-      <w:r>
-        <w:rPr>
-          <w:rFonts w:hint="default" w:ascii="Tahoma" w:hAnsi="Tahoma" w:eastAsia="Tahoma" w:cs="Tahoma"/>
-          <w:i w:val="0"/>
-          <w:iCs w:val="0"/>
-          <w:caps w:val="0"/>
-          <w:spacing w:val="0"/>
-          <w:kern w:val="0"/>
-          <w:sz w:val="21"/>
-          <w:szCs w:val="21"/>
-          <w:lang w:val="en-US" w:eastAsia="zh-CN" w:bidi="ar"/>
-        </w:rPr>
-        <w:fldChar w:fldCharType="end"/>
-      </w:r>
-    </w:p>
-    <w:p>
-      <w:pPr>
-        <w:keepNext w:val="0"/>
-        <w:keepLines w:val="0"/>
-        <w:widowControl/>
-        <w:suppressLineNumbers w:val="0"/>
-        <w:pBdr>
-          <w:top w:val="none" w:color="auto" w:sz="0" w:space="0"/>
-          <w:left w:val="none" w:color="auto" w:sz="0" w:space="0"/>
-          <w:bottom w:val="none" w:color="auto" w:sz="0" w:space="0"/>
-          <w:right w:val="none" w:color="auto" w:sz="0" w:space="0"/>
-        </w:pBdr>
-        <w:spacing w:before="0" w:beforeAutospacing="0" w:after="0" w:afterAutospacing="0"/>
-        <w:ind w:left="0" w:right="0" w:firstLine="0"/>
-        <w:jc w:val="left"/>
-        <w:rPr>
-          <w:rFonts w:hint="default" w:ascii="Tahoma" w:hAnsi="Tahoma" w:eastAsia="Tahoma" w:cs="Tahoma"/>
-          <w:i w:val="0"/>
-          <w:iCs w:val="0"/>
-          <w:caps w:val="0"/>
-          <w:color w:val="000000"/>
-          <w:spacing w:val="0"/>
-          <w:kern w:val="0"/>
-          <w:sz w:val="21"/>
-          <w:szCs w:val="21"/>
-          <w:lang w:val="en-US" w:eastAsia="zh-CN" w:bidi="ar"/>
-        </w:rPr>
-      </w:pPr>
-      <w:r>
-        <w:rPr>
-          <w:rFonts w:hint="default" w:ascii="Tahoma" w:hAnsi="Tahoma" w:eastAsia="Tahoma" w:cs="Tahoma"/>
-          <w:i w:val="0"/>
-          <w:iCs w:val="0"/>
-          <w:caps w:val="0"/>
-          <w:color w:val="000000"/>
-          <w:spacing w:val="0"/>
-          <w:kern w:val="0"/>
-          <w:sz w:val="21"/>
-          <w:szCs w:val="21"/>
-          <w:lang w:val="en-US" w:eastAsia="zh-CN" w:bidi="ar"/>
-        </w:rPr>
-        <w:t>password: cV2Z8b33</w:t>
-      </w:r>
-    </w:p>
-    <w:p>
-      <w:pPr>
-        <w:keepNext w:val="0"/>
-        <w:keepLines w:val="0"/>
-        <w:widowControl/>
-        <w:suppressLineNumbers w:val="0"/>
-        <w:pBdr>
-          <w:top w:val="none" w:color="auto" w:sz="0" w:space="0"/>
-          <w:left w:val="none" w:color="auto" w:sz="0" w:space="0"/>
-          <w:bottom w:val="none" w:color="auto" w:sz="0" w:space="0"/>
-          <w:right w:val="none" w:color="auto" w:sz="0" w:space="0"/>
-        </w:pBdr>
-        <w:spacing w:before="0" w:beforeAutospacing="0" w:after="0" w:afterAutospacing="0"/>
-        <w:ind w:left="0" w:right="0" w:firstLine="0"/>
-        <w:jc w:val="left"/>
-        <w:rPr>
-          <w:rFonts w:hint="default" w:ascii="Tahoma" w:hAnsi="Tahoma" w:eastAsia="Tahoma" w:cs="Tahoma"/>
-          <w:i w:val="0"/>
-          <w:iCs w:val="0"/>
-          <w:caps w:val="0"/>
-          <w:color w:val="000000"/>
-          <w:spacing w:val="0"/>
-          <w:kern w:val="0"/>
-          <w:sz w:val="21"/>
-          <w:szCs w:val="21"/>
-          <w:lang w:val="en-US" w:eastAsia="zh-CN" w:bidi="ar"/>
-        </w:rPr>
-      </w:pPr>
-      <w:r>
-        <w:rPr>
-          <w:rFonts w:hint="eastAsia" w:ascii="Tahoma" w:hAnsi="Tahoma" w:eastAsia="Tahoma" w:cs="Tahoma"/>
-          <w:i w:val="0"/>
-          <w:iCs w:val="0"/>
-          <w:caps w:val="0"/>
-          <w:color w:val="000000"/>
-          <w:spacing w:val="0"/>
-          <w:kern w:val="0"/>
-          <w:sz w:val="21"/>
-          <w:szCs w:val="21"/>
-          <w:lang w:val="en-US" w:eastAsia="zh-CN" w:bidi="ar"/>
-        </w:rPr>
-        <w:t>学习步骤：连接openconnect VPN--&gt;连接VNC--&gt;进入火狐浏览器--&gt;输入wiki地址 --&gt;研发管理--&gt;新员工</w:t>
-      </w:r>
-    </w:p>
-    <w:p>
-      <w:pPr>
-        <w:keepNext w:val="0"/>
-        <w:keepLines w:val="0"/>
-        <w:widowControl/>
-        <w:suppressLineNumbers w:val="0"/>
-        <w:pBdr>
-          <w:top w:val="none" w:color="auto" w:sz="0" w:space="0"/>
-          <w:left w:val="none" w:color="auto" w:sz="0" w:space="0"/>
-          <w:bottom w:val="none" w:color="auto" w:sz="0" w:space="0"/>
-          <w:right w:val="none" w:color="auto" w:sz="0" w:space="0"/>
-        </w:pBdr>
-        <w:spacing w:before="0" w:beforeAutospacing="0" w:after="0" w:afterAutospacing="0"/>
-        <w:ind w:left="0" w:right="0" w:firstLine="0"/>
-        <w:jc w:val="left"/>
-        <w:rPr>
-          <w:rFonts w:hint="default" w:ascii="Tahoma" w:hAnsi="Tahoma" w:eastAsia="Tahoma" w:cs="Tahoma"/>
-          <w:i w:val="0"/>
-          <w:iCs w:val="0"/>
-          <w:caps w:val="0"/>
-          <w:color w:val="000000"/>
-          <w:spacing w:val="0"/>
-          <w:kern w:val="0"/>
-          <w:sz w:val="21"/>
-          <w:szCs w:val="21"/>
-          <w:lang w:val="en-US" w:eastAsia="zh-CN" w:bidi="ar"/>
-        </w:rPr>
-      </w:pPr>
-    </w:p>
-    <w:p>
-      <w:pPr>
-        <w:keepNext w:val="0"/>
-        <w:keepLines w:val="0"/>
-        <w:widowControl/>
-        <w:suppressLineNumbers w:val="0"/>
-        <w:pBdr>
-          <w:top w:val="none" w:color="auto" w:sz="0" w:space="0"/>
-          <w:left w:val="none" w:color="auto" w:sz="0" w:space="0"/>
-          <w:bottom w:val="none" w:color="auto" w:sz="0" w:space="0"/>
-          <w:right w:val="none" w:color="auto" w:sz="0" w:space="0"/>
-        </w:pBdr>
-        <w:spacing w:before="0" w:beforeAutospacing="0" w:after="0" w:afterAutospacing="0"/>
-        <w:ind w:left="0" w:right="0" w:firstLine="0"/>
-        <w:jc w:val="left"/>
-        <w:rPr>
-          <w:rFonts w:hint="eastAsia" w:ascii="Tahoma" w:hAnsi="Tahoma" w:eastAsia="Tahoma" w:cs="Tahoma"/>
-          <w:i w:val="0"/>
-          <w:iCs w:val="0"/>
-          <w:caps w:val="0"/>
-          <w:color w:val="000000"/>
-          <w:spacing w:val="0"/>
-          <w:kern w:val="0"/>
-          <w:sz w:val="21"/>
-          <w:szCs w:val="21"/>
-          <w:highlight w:val="yellow"/>
-          <w:lang w:val="en-US" w:eastAsia="zh-CN" w:bidi="ar"/>
-        </w:rPr>
-      </w:pPr>
-      <w:r>
-        <w:rPr>
-          <w:rFonts w:hint="eastAsia" w:ascii="Tahoma" w:hAnsi="Tahoma" w:eastAsia="Tahoma" w:cs="Tahoma"/>
-          <w:i w:val="0"/>
-          <w:iCs w:val="0"/>
-          <w:color w:val="000000"/>
-          <w:spacing w:val="0"/>
-          <w:kern w:val="0"/>
-          <w:sz w:val="21"/>
-          <w:szCs w:val="21"/>
-          <w:highlight w:val="yellow"/>
-          <w:lang w:val="en-US" w:eastAsia="zh-CN" w:bidi="ar"/>
-        </w:rPr>
-        <w:t>O</w:t>
-      </w:r>
-      <w:r>
-        <w:rPr>
-          <w:rFonts w:hint="eastAsia" w:ascii="Tahoma" w:hAnsi="Tahoma" w:eastAsia="Tahoma" w:cs="Tahoma"/>
-          <w:i w:val="0"/>
-          <w:iCs w:val="0"/>
-          <w:caps w:val="0"/>
-          <w:color w:val="000000"/>
-          <w:spacing w:val="0"/>
-          <w:kern w:val="0"/>
-          <w:sz w:val="21"/>
-          <w:szCs w:val="21"/>
-          <w:highlight w:val="yellow"/>
-          <w:lang w:val="en-US" w:eastAsia="zh-CN" w:bidi="ar"/>
-        </w:rPr>
-        <w:t>penconnect连接：</w:t>
-      </w:r>
-    </w:p>
-    <w:p>
-      <w:pPr>
-        <w:keepNext w:val="0"/>
-        <w:keepLines w:val="0"/>
-        <w:widowControl/>
-        <w:suppressLineNumbers w:val="0"/>
-        <w:pBdr>
-          <w:top w:val="none" w:color="auto" w:sz="0" w:space="0"/>
-          <w:left w:val="none" w:color="auto" w:sz="0" w:space="0"/>
-          <w:bottom w:val="none" w:color="auto" w:sz="0" w:space="0"/>
-          <w:right w:val="none" w:color="auto" w:sz="0" w:space="0"/>
-        </w:pBdr>
-        <w:spacing w:before="0" w:beforeAutospacing="0" w:after="0" w:afterAutospacing="0"/>
-        <w:ind w:left="0" w:right="0" w:firstLine="0"/>
-        <w:jc w:val="left"/>
-        <w:rPr>
-          <w:rFonts w:hint="default" w:ascii="Tahoma" w:hAnsi="Tahoma" w:eastAsia="Tahoma" w:cs="Tahoma"/>
-          <w:i w:val="0"/>
-          <w:iCs w:val="0"/>
-          <w:caps w:val="0"/>
-          <w:color w:val="000000"/>
-          <w:spacing w:val="0"/>
-          <w:kern w:val="0"/>
-          <w:sz w:val="21"/>
-          <w:szCs w:val="21"/>
-          <w:lang w:val="en-US" w:eastAsia="zh-CN" w:bidi="ar"/>
-        </w:rPr>
-      </w:pPr>
-      <w:r>
-        <w:rPr>
-          <w:rFonts w:hint="default" w:ascii="Tahoma" w:hAnsi="Tahoma" w:eastAsia="Tahoma" w:cs="Tahoma"/>
-          <w:i w:val="0"/>
-          <w:iCs w:val="0"/>
-          <w:caps w:val="0"/>
-          <w:color w:val="000000"/>
-          <w:spacing w:val="0"/>
-          <w:kern w:val="0"/>
-          <w:sz w:val="21"/>
-          <w:szCs w:val="21"/>
-          <w:lang w:val="en-US" w:eastAsia="zh-CN" w:bidi="ar"/>
-        </w:rPr>
-        <w:t>Gateway: https://vpn-sha.arcas-da.com:444</w:t>
-      </w:r>
-    </w:p>
-    <w:p>
-      <w:pPr>
-        <w:keepNext w:val="0"/>
-        <w:keepLines w:val="0"/>
-        <w:widowControl/>
-        <w:suppressLineNumbers w:val="0"/>
-        <w:pBdr>
-          <w:top w:val="none" w:color="auto" w:sz="0" w:space="0"/>
-          <w:left w:val="none" w:color="auto" w:sz="0" w:space="0"/>
-          <w:bottom w:val="none" w:color="auto" w:sz="0" w:space="0"/>
-          <w:right w:val="none" w:color="auto" w:sz="0" w:space="0"/>
-        </w:pBdr>
-        <w:spacing w:before="0" w:beforeAutospacing="0" w:after="0" w:afterAutospacing="0"/>
-        <w:ind w:left="0" w:right="0" w:firstLine="0"/>
-        <w:jc w:val="left"/>
-        <w:rPr>
-          <w:rFonts w:hint="default" w:ascii="Tahoma" w:hAnsi="Tahoma" w:eastAsia="Tahoma" w:cs="Tahoma"/>
-          <w:i w:val="0"/>
-          <w:iCs w:val="0"/>
-          <w:caps w:val="0"/>
-          <w:color w:val="000000"/>
-          <w:spacing w:val="0"/>
-          <w:kern w:val="0"/>
-          <w:sz w:val="21"/>
-          <w:szCs w:val="21"/>
-          <w:lang w:val="en-US" w:eastAsia="zh-CN" w:bidi="ar"/>
-        </w:rPr>
-      </w:pPr>
-      <w:r>
-        <w:rPr>
-          <w:rFonts w:hint="default" w:ascii="Tahoma" w:hAnsi="Tahoma" w:eastAsia="Tahoma" w:cs="Tahoma"/>
-          <w:i w:val="0"/>
-          <w:iCs w:val="0"/>
-          <w:caps w:val="0"/>
-          <w:color w:val="000000"/>
-          <w:spacing w:val="0"/>
-          <w:kern w:val="0"/>
-          <w:sz w:val="21"/>
-          <w:szCs w:val="21"/>
-          <w:lang w:val="en-US" w:eastAsia="zh-CN" w:bidi="ar"/>
-        </w:rPr>
-        <w:t>Username: hepeijie@arcas-da.com</w:t>
-      </w:r>
-    </w:p>
-    <w:p>
-      <w:pPr>
-        <w:keepNext w:val="0"/>
-        <w:keepLines w:val="0"/>
-        <w:widowControl/>
-        <w:suppressLineNumbers w:val="0"/>
-        <w:pBdr>
-          <w:top w:val="none" w:color="auto" w:sz="0" w:space="0"/>
-          <w:left w:val="none" w:color="auto" w:sz="0" w:space="0"/>
-          <w:bottom w:val="none" w:color="auto" w:sz="0" w:space="0"/>
-          <w:right w:val="none" w:color="auto" w:sz="0" w:space="0"/>
-        </w:pBdr>
-        <w:spacing w:before="0" w:beforeAutospacing="0" w:after="0" w:afterAutospacing="0"/>
-        <w:ind w:left="0" w:right="0" w:firstLine="0"/>
-        <w:jc w:val="left"/>
-        <w:rPr>
-          <w:rFonts w:hint="default" w:ascii="Tahoma" w:hAnsi="Tahoma" w:eastAsia="Tahoma" w:cs="Tahoma"/>
-          <w:i w:val="0"/>
-          <w:iCs w:val="0"/>
-          <w:caps w:val="0"/>
-          <w:color w:val="000000"/>
-          <w:spacing w:val="0"/>
-          <w:kern w:val="0"/>
-          <w:sz w:val="21"/>
-          <w:szCs w:val="21"/>
-          <w:lang w:val="en-US" w:eastAsia="zh-CN" w:bidi="ar"/>
-        </w:rPr>
-      </w:pPr>
-      <w:r>
-        <w:rPr>
-          <w:rFonts w:hint="default" w:ascii="Tahoma" w:hAnsi="Tahoma" w:eastAsia="Tahoma" w:cs="Tahoma"/>
-          <w:i w:val="0"/>
-          <w:iCs w:val="0"/>
-          <w:caps w:val="0"/>
-          <w:color w:val="000000"/>
-          <w:spacing w:val="0"/>
-          <w:kern w:val="0"/>
-          <w:sz w:val="21"/>
-          <w:szCs w:val="21"/>
-          <w:lang w:val="en-US" w:eastAsia="zh-CN" w:bidi="ar"/>
-        </w:rPr>
-        <w:t>Password: GOH4VGy9</w:t>
-      </w:r>
-    </w:p>
-    <w:p>
-      <w:pPr>
-        <w:rPr>
-          <w:rFonts w:hint="default"/>
-          <w:lang w:val="en-US" w:eastAsia="zh-CN"/>
-        </w:rPr>
-      </w:pPr>
     </w:p>
     <w:p>
       <w:pPr>
